--- a/example_articles/states/Rhode Island/5.states_Rhode Island_Other_publisher.docx
+++ b/example_articles/states/Rhode Island/5.states_Rhode Island_Other_publisher.docx
@@ -27,17 +27,17 @@
     </w:p>
     <w:p>
       <w:r>
-        <w:t>Source File: Other publishers/Files (500) (19).DOCX</w:t>
+        <w:t>Source file: Other publishers/Files (500) (19).DOCX</w:t>
       </w:r>
     </w:p>
     <w:p>
       <w:r>
-        <w:t>Raw locations result: ['Rhode Island']</w:t>
+        <w:t>Raw locations result, 'locations': ['Rhode Island']</w:t>
       </w:r>
     </w:p>
     <w:p>
       <w:r>
-        <w:t>states_stand_flat (Standardized): Rhode Island</w:t>
+        <w:t>Standardized locations result, 'states_stand_flat': Rhode Island</w:t>
       </w:r>
     </w:p>
     <w:p>

--- a/example_articles/states/Rhode Island/5.states_Rhode Island_Other_publisher.docx
+++ b/example_articles/states/Rhode Island/5.states_Rhode Island_Other_publisher.docx
@@ -7,7 +7,7 @@
         <w:pStyle w:val="Heading1"/>
       </w:pPr>
       <w:r>
-        <w:t>SCHOOL SHOOTING IS FIRST FOR DUTCH A TEEN REPORTEDLY OPENED FIRE AT HIS HIGH SCHOOL, INJURING FIVE. SOME THOUGHT IT COULD ONLY HAPPEN IN AMERICA.</w:t>
+        <w:t>TWO SIDES OF YOUTH AND INNOCENCE</w:t>
       </w:r>
     </w:p>
     <w:p>
@@ -17,17 +17,17 @@
     </w:p>
     <w:p>
       <w:r>
-        <w:t>Date: 1999-12-08</w:t>
+        <w:t>Date: 1995-08-17</w:t>
       </w:r>
     </w:p>
     <w:p>
       <w:r>
-        <w:t>Section: NATIONAL; Pg. A09</w:t>
+        <w:t>Section: FEATURES ENTERTAINMENT; Pg. E04</w:t>
       </w:r>
     </w:p>
     <w:p>
       <w:r>
-        <w:t>Source file: Other publishers/Files (500) (19).DOCX</w:t>
+        <w:t>Source file: Other publishers/Files (500) (14).DOCX</w:t>
       </w:r>
     </w:p>
     <w:p>
@@ -49,37 +49,67 @@
     </w:p>
     <w:p>
       <w:r>
-        <w:t>A teenager apparently bent on revenge opened fire at a high school in the Netherlands yesterday, wounding a teacher and four students in the first school shooting in Dutch history.</w:t>
+        <w:t>A coming-of-age tale set in Ireland and a story of working-class kids in Rhode Island top this week's list of new movies on video.</w:t>
         <w:br/>
-        <w:t>In a drama now chillingly familiar in the United States but unprecedented in this country known for its strict gun-control laws, the gunman fired more than 10 shots inside the regional vocational school in Veghel, about 60 miles south of Amsterdam. The 17-year-old suspect then surrendered to police.</w:t>
+        <w:t>CIRCLE OF FRIENDS * * * (1995) (HBO)* 112 minutes. Chris O'Donnell, Minnie Driver, Colin Firth. Director Pat O'Connor's adaptation of the Maeve Binchy best-seller is a sweet coming-of-age tale set in 1950s Ireland, where the strict tenets of the Catholic Church made sexual exploration a big guilt trip. Driver gives a captivating performance as a college girl whose self-awareness beams radiant and charismatic. PG-13 (sex themes, profanity).</w:t>
         <w:br/>
-        <w:t>Church bells rang in sympathy through the rainy evening in Veghel, a working-class industrial town infused with the smell of chocolate from a factory that manufactures Mars candy bars for the Netherlands.</w:t>
+        <w:t>FEDERAL HILL * * * (1994) (Vidmark) $94.99. 100 minutes. Nicholas Turturro, Anthony DeSando. A smart, independent first feature set in a working-class Italian neighborhood in Providence, R.I., where five friends dabble in crime, drugs and romance, coping with culture clashes and sexual conflict. Nicholas Turturro delivers a searing performance as a quietly deranged burglar in an autobiographical film marked by authenticity, telling detail and the easy, swaggering camaraderie of its actors. R (profanity, violence, sex situations).</w:t>
         <w:br/>
-        <w:t>The victims were taken to hospitals, where two of the students were in critical condition. The teacher, a 46-year-old woman, and another student were in stable condition and out of danger after surgery. A fifth student suffered a minor bullet graze wound, police said last night.</w:t>
+        <w:t>THE QUICK AND THE DEAD * * 1/2 (1995) (Columbia TriStar)* 105 minutes. Sharon Stone, Gene Hackman. Stone stars as a gunslinging stranger in Sam Raimi's spaghetti-western homage. Although there are fine performances, the director's hyperactive, goofball approach and the script's spoofy barrage of cowpoke cliches make for something that's more entertaining as an idea than as an actual movie. Caricature can only take you so far. R (profanity, implied sexual violence). Available on videodisc. (CC)</w:t>
         <w:br/>
-        <w:t>Police did not identify the suspect, in line with Dutch privacy laws. The gunman opened fire with a pistol of unknown caliber in a school hallway and in a computer room crowded with students shortly after 2 p.m.</w:t>
+        <w:t>TANK GIRL * * 1/2 (1995) (MGM/UA)* 120 minutes. Lori Petty, Ice-T. Petty stars as a post-apocalyptic grunge queen in this '90s version of the pop art- era camp classics Barbarella and Modesty Blaise. Like its forebears, this raucous action pic is based on a comic book and has an impudent heroine who wields her sexuality like a weapon. It's also wildly visual, self-consciously hip and entertainingly awful. R (profanity, violence, sexual situations). Available on videodisc. (CC)</w:t>
         <w:br/>
-        <w:t>"There was panic in the school," police spokeswoman Gerda Preusting said.</w:t>
+        <w:t>HEAVYWEIGHTS * (1995) (Buena Vista)* 97 minutes. Tom McGowan, Ben Stiller. A frighteningly unfunny comedy about kids at a "fat camp" and the maniacal new owner using them as guinea pigs for his weight-loss campaign. PG (fat and flatulence jokes). Available on videodisc. (CC)</w:t>
         <w:br/>
-        <w:t>Preusting said the suspect was upset about a romance and appeared to be hunting for someone who was not there.</w:t>
+        <w:t>* This video supplier does not set suggested retail prices on titles it deems primarily for rental.</w:t>
         <w:br/>
-        <w:t>Students who gathered outside the school told Dutch television that the suspect was upset about a relationship between his sister and another student and may have been intent on avenging her honor. Police said they had no further details about a motive.</w:t>
+        <w:t>RECENT MOVIES</w:t>
         <w:br/>
-        <w:t>"I heard the noise and went to find out what it was," the school janitor, who declined to give his name, told the Associated Press at the scene. "I thought they were firecrackers, and then I saw him shooting. He definitely knew who he was going after - he was chasing him."</w:t>
+        <w:t>GOING OVERBOARD (1995) (Vidmark) $92.99. 99 minutes. Adam Sandler, Burt Young, Billy Zane. Comedy with Sandler as a cruise-ship waiter who dreams of becoming the ship's comedian. R.</w:t>
         <w:br/>
-        <w:t>The gunman's target escaped unharmed, the janitor said.</w:t>
+        <w:t>RED HOT (1993) (Columbia TriStar)* 95 minutes. Balthazar Getty, Donald Sutherland, Armin Mueller-Stahl. Drama with Getty as a classical musician in 1950s Russia who comes under KGB scrutiny when he forms a rock-and-roll band. PG. Available on videodisc. (CC)</w:t>
         <w:br/>
-        <w:t>Dutch television showed the classroom floor smeared with blood, cluttered with papers, and littered with shards of broken glass. A bloodied bookbag lay crumpled on the floor.</w:t>
+        <w:t>OBJECT OF OBSESSION (1994) (A-Pix) $92.95. 91 minutes. Erika Anderson, Scott Valentine, Robert Keith. Erotic thriller with Anderson as a new divorcee who begins an affair with a stranger who dialed her phone number by mistake, and comes to regret it. R.</w:t>
         <w:br/>
-        <w:t>Officials closed the school and sent students home early, although classes were tentatively set to resume today. The school's principal told Dutch radio that students would be offered counseling.</w:t>
+        <w:t>VIBRATIONS (1995) (Dimension)* 104 minutes. Christina Applegate, James Marshall, Faye Grant. Drama with Applegate as a dance-club manager who befriends a down-and-out former musician. R. Available on videodisc. (CC)</w:t>
         <w:br/>
-        <w:t>Lawmakers reacted swiftly to the shooting in this country where most weapons can be obtained only on the black market, and where gun violence - even in urban areas - is comparatively rare. There were no indications of the origin of the gun used yesterday.</w:t>
+        <w:t>FOR CHILDREN</w:t>
         <w:br/>
-        <w:t>Justice Minister Benk Korthals said he would not rule out the use of metal detectors at schools to deter future attacks.</w:t>
+        <w:t>THE PEBBLE AND THE PENGUIN * * * (1995) (MGM/UA) $22.98. 74 minutes. Voices by Martin Short, Annie Golden, Tim Curry and James Belushi. Love among the icebergs in an engaging animated tale of the adventures of a smitten penguin trying to get back to his lady love. Not The Lion King, but fine children's fare. G (nothing offensive) Available on videodisc. (CC)</w:t>
         <w:br/>
-        <w:t>Preusting said the school had an excellent reputation, with no significant problems in the past, and that both police and school officials were astonished that gunfire had broken out there. The principal said a few students had brought knives to class in the past, but never guns.</w:t>
+        <w:t>TALL TALE: THE UNBELIEVABLE ADVENTURES OF PECOS BILL * * (1995) (Buena Vista)* 97 minutes. Patrick Swayze, Oliver Platt, Catherine O'Hara. Disappointing fantasy/adventure for the storybook set. Pecos Bill, Paul Bunyan and John Henry teach a farm boy with city dreams about the beauty and values of the American West. Trouble is, this movie that sings the praises of the land has computer-generated pizzazz where its heart ought to be. PG (rough language, violence). Available on videodisc. (CC)</w:t>
         <w:br/>
-        <w:t>"When I heard the news this afternoon, I thought this type of thing only happened in America," said Michel van Leuken, 19, of Veghel. "I can't believe it would happen here."</w:t>
+        <w:t>SPORTS</w:t>
+        <w:br/>
+        <w:t>NFL'S GREATEST EVER SERIES (1995) (Polygram) $14.95 each. $14.95 each or $34.95 for the set. 50 minutes each. Three tapes presenting the best players and plays in NFL history. Individual titles are Volume I: The Plays, Volume II: The Players and Volume III: The Game.</w:t>
+        <w:br/>
+        <w:t>NFL TURF TALK: 100 GREATEST SOUND BITES (1995) (Polygram) $19.95. 50 minutes. A collection of the most entertaining sound bites in NFL history.</w:t>
+        <w:br/>
+        <w:t>COMING NEXT WEEK</w:t>
+        <w:br/>
+        <w:t>Willem Dafoe and Miranda Richardson in TOM &amp; VIV.</w:t>
+        <w:br/>
+        <w:t>Stars:</w:t>
+        <w:br/>
+        <w:t>* * * * Excellent</w:t>
+        <w:br/>
+        <w:t>* * * Good</w:t>
+        <w:br/>
+        <w:t>* * Fair</w:t>
+        <w:br/>
+        <w:t>* Poor</w:t>
+        <w:br/>
+        <w:t>(Videos with no stars were not reviewed by The Inquirer.)</w:t>
+        <w:br/>
+        <w:t>MPAA ratings: Motion Picture Association of America ratings are included for all titles that received them. If the title was reviewed by The Inquirer, further parental warnings (violence, nudity, etc.) are included.</w:t>
+        <w:br/>
+        <w:t>(CC): Closed captioned.</w:t>
+        <w:br/>
+        <w:br/>
+        <w:t>Notes</w:t>
+        <w:br/>
+        <w:br/>
+        <w:t>NEW ON VIDEO</w:t>
       </w:r>
     </w:p>
     <w:sectPr>

--- a/example_articles/states/Rhode Island/5.states_Rhode Island_Other_publisher.docx
+++ b/example_articles/states/Rhode Island/5.states_Rhode Island_Other_publisher.docx
@@ -7,7 +7,7 @@
         <w:pStyle w:val="Heading1"/>
       </w:pPr>
       <w:r>
-        <w:t>TWO SIDES OF YOUTH AND INNOCENCE</w:t>
+        <w:t>Smaller is better in new urban revival</w:t>
       </w:r>
     </w:p>
     <w:p>
@@ -17,17 +17,17 @@
     </w:p>
     <w:p>
       <w:r>
-        <w:t>Date: 1995-08-17</w:t>
+        <w:t>Date: 1999-08-16</w:t>
       </w:r>
     </w:p>
     <w:p>
       <w:r>
-        <w:t>Section: FEATURES ENTERTAINMENT; Pg. E04</w:t>
+        <w:t>Section: NEWS;; COVER STORY</w:t>
       </w:r>
     </w:p>
     <w:p>
       <w:r>
-        <w:t>Source file: Other publishers/Files (500) (14).DOCX</w:t>
+        <w:t>Source file: Other publishers/Files (500) (29).DOCX</w:t>
       </w:r>
     </w:p>
     <w:p>
@@ -49,67 +49,309 @@
     </w:p>
     <w:p>
       <w:r>
-        <w:t>A coming-of-age tale set in Ireland and a story of working-class kids in Rhode Island top this week's list of new movies on video.</w:t>
+        <w:t>PROVIDENCE, R.I. -- In the Fox Point neighborhood where just 15</w:t>
         <w:br/>
-        <w:t>CIRCLE OF FRIENDS * * * (1995) (HBO)* 112 minutes. Chris O'Donnell, Minnie Driver, Colin Firth. Director Pat O'Connor's adaptation of the Maeve Binchy best-seller is a sweet coming-of-age tale set in 1950s Ireland, where the strict tenets of the Catholic Church made sexual exploration a big guilt trip. Driver gives a captivating performance as a college girl whose self-awareness beams radiant and charismatic. PG-13 (sex themes, profanity).</w:t>
+        <w:t>years ago the Portuguese "fish man" hawked the catch of the</w:t>
         <w:br/>
-        <w:t>FEDERAL HILL * * * (1994) (Vidmark) $94.99. 100 minutes. Nicholas Turturro, Anthony DeSando. A smart, independent first feature set in a working-class Italian neighborhood in Providence, R.I., where five friends dabble in crime, drugs and romance, coping with culture clashes and sexual conflict. Nicholas Turturro delivers a searing performance as a quietly deranged burglar in an autobiographical film marked by authenticity, telling detail and the easy, swaggering camaraderie of its actors. R (profanity, violence, sex situations).</w:t>
+        <w:t>day to working-class families, '90s urban hipness reigns.</w:t>
         <w:br/>
-        <w:t>THE QUICK AND THE DEAD * * 1/2 (1995) (Columbia TriStar)* 105 minutes. Sharon Stone, Gene Hackman. Stone stars as a gunslinging stranger in Sam Raimi's spaghetti-western homage. Although there are fine performances, the director's hyperactive, goofball approach and the script's spoofy barrage of cowpoke cliches make for something that's more entertaining as an idea than as an actual movie. Caricature can only take you so far. R (profanity, implied sexual violence). Available on videodisc. (CC)</w:t>
+        <w:t>Rollerblades loll in the foyers of spiffed-up 19th-century colonials.</w:t>
         <w:br/>
-        <w:t>TANK GIRL * * 1/2 (1995) (MGM/UA)* 120 minutes. Lori Petty, Ice-T. Petty stars as a post-apocalyptic grunge queen in this '90s version of the pop art- era camp classics Barbarella and Modesty Blaise. Like its forebears, this raucous action pic is based on a comic book and has an impudent heroine who wields her sexuality like a weapon. It's also wildly visual, self-consciously hip and entertainingly awful. R (profanity, violence, sexual situations). Available on videodisc. (CC)</w:t>
+        <w:t>Paper and wrought-iron fixtures cast artsy glows where chandeliers</w:t>
         <w:br/>
-        <w:t>HEAVYWEIGHTS * (1995) (Buena Vista)* 97 minutes. Tom McGowan, Ben Stiller. A frighteningly unfunny comedy about kids at a "fat camp" and the maniacal new owner using them as guinea pigs for his weight-loss campaign. PG (fat and flatulence jokes). Available on videodisc. (CC)</w:t>
+        <w:t>once hung. Bikes crowd landings. SUVs hug the curbs of narrow</w:t>
         <w:br/>
-        <w:t>* This video supplier does not set suggested retail prices on titles it deems primarily for rental.</w:t>
+        <w:t>streets. Around the corner, the obligatory coffeehouse beckons.</w:t>
         <w:br/>
-        <w:t>RECENT MOVIES</w:t>
+        <w:t>On the other side of town in the Elmwood neighborhood, the walls</w:t>
         <w:br/>
-        <w:t>GOING OVERBOARD (1995) (Vidmark) $92.99. 99 minutes. Adam Sandler, Burt Young, Billy Zane. Comedy with Sandler as a cruise-ship waiter who dreams of becoming the ship's comedian. R.</w:t>
+        <w:t>thrown up to carve Victorian mansions into cheap apartments are</w:t>
         <w:br/>
-        <w:t>RED HOT (1993) (Columbia TriStar)* 95 minutes. Balthazar Getty, Donald Sutherland, Armin Mueller-Stahl. Drama with Getty as a classical musician in 1950s Russia who comes under KGB scrutiny when he forms a rock-and-roll band. PG. Available on videodisc. (CC)</w:t>
+        <w:t>crashing down. When they were built at the turn of the century,</w:t>
         <w:br/>
-        <w:t>OBJECT OF OBSESSION (1994) (A-Pix) $92.95. 91 minutes. Erika Anderson, Scott Valentine, Robert Keith. Erotic thriller with Anderson as a new divorcee who begins an affair with a stranger who dialed her phone number by mistake, and comes to regret it. R.</w:t>
+        <w:t>large families lived in them. When they moved out, the homes were</w:t>
         <w:br/>
-        <w:t>VIBRATIONS (1995) (Dimension)* 104 minutes. Christina Applegate, James Marshall, Faye Grant. Drama with Applegate as a dance-club manager who befriends a down-and-out former musician. R. Available on videodisc. (CC)</w:t>
+        <w:t>turned into apartments. Couples, singles and young families who</w:t>
         <w:br/>
-        <w:t>FOR CHILDREN</w:t>
+        <w:t>bristle at the notion of suburban life are settling in. Elmwood</w:t>
         <w:br/>
-        <w:t>THE PEBBLE AND THE PENGUIN * * * (1995) (MGM/UA) $22.98. 74 minutes. Voices by Martin Short, Annie Golden, Tim Curry and James Belushi. Love among the icebergs in an engaging animated tale of the adventures of a smitten penguin trying to get back to his lady love. Not The Lion King, but fine children's fare. G (nothing offensive) Available on videodisc. (CC)</w:t>
+        <w:t>homes are suddenly chic.</w:t>
         <w:br/>
-        <w:t>TALL TALE: THE UNBELIEVABLE ADVENTURES OF PECOS BILL * * (1995) (Buena Vista)* 97 minutes. Patrick Swayze, Oliver Platt, Catherine O'Hara. Disappointing fantasy/adventure for the storybook set. Pecos Bill, Paul Bunyan and John Henry teach a farm boy with city dreams about the beauty and values of the American West. Trouble is, this movie that sings the praises of the land has computer-generated pizzazz where its heart ought to be. PG (rough language, violence). Available on videodisc. (CC)</w:t>
+        <w:t>Urban revival? Definitely. Population boom? Not at all. In fact,</w:t>
         <w:br/>
-        <w:t>SPORTS</w:t>
+        <w:t>the changing face of Providence and other old cities is more a</w:t>
         <w:br/>
-        <w:t>NFL'S GREATEST EVER SERIES (1995) (Polygram) $14.95 each. $14.95 each or $34.95 for the set. 50 minutes each. Three tapes presenting the best players and plays in NFL history. Individual titles are Volume I: The Plays, Volume II: The Players and Volume III: The Game.</w:t>
+        <w:t>population paradox.</w:t>
         <w:br/>
-        <w:t>NFL TURF TALK: 100 GREATEST SOUND BITES (1995) (Polygram) $19.95. 50 minutes. A collection of the most entertaining sound bites in NFL history.</w:t>
+        <w:t>Despite the waiting list for loft apartments downtown, despite</w:t>
         <w:br/>
-        <w:t>COMING NEXT WEEK</w:t>
+        <w:t>the construction cranes that clank and twirl above the skyline,</w:t>
         <w:br/>
-        <w:t>Willem Dafoe and Miranda Richardson in TOM &amp; VIV.</w:t>
+        <w:t>despite the glorious reviews, Providence's population is still</w:t>
         <w:br/>
-        <w:t>Stars:</w:t>
+        <w:t>dropping.</w:t>
         <w:br/>
-        <w:t>* * * * Excellent</w:t>
+        <w:t>The same puzzling contradictions show up in the population counts</w:t>
         <w:br/>
-        <w:t>* * * Good</w:t>
+        <w:t>of Cleveland, Boston, Chicago, Washington, D.C., and Louisville.</w:t>
         <w:br/>
-        <w:t>* * Fair</w:t>
+        <w:t>They're all losing people despite their economic pep and flourishing</w:t>
         <w:br/>
-        <w:t>* Poor</w:t>
+        <w:t>downtowns.</w:t>
         <w:br/>
-        <w:t>(Videos with no stars were not reviewed by The Inquirer.)</w:t>
+        <w:t>But what might be most surprising about this trend: These cities</w:t>
         <w:br/>
-        <w:t>MPAA ratings: Motion Picture Association of America ratings are included for all titles that received them. If the title was reviewed by The Inquirer, further parental warnings (violence, nudity, etc.) are included.</w:t>
+        <w:t>are doing well because they're attracting smaller but more affluent</w:t>
         <w:br/>
-        <w:t>(CC): Closed captioned.</w:t>
+        <w:t>households.</w:t>
+        <w:br/>
+        <w:t>Since the great suburban flight began after World War II, a city</w:t>
+        <w:br/>
+        <w:t>that lost people was almost always a city in decline. But for</w:t>
+        <w:br/>
+        <w:t>the first time in cities' history, smaller can be better.</w:t>
+        <w:br/>
+        <w:t>A recent report by the Brookings Institution confirms the trend</w:t>
+        <w:br/>
+        <w:t>in Washington, D.C. The population keeps dropping, but poverty</w:t>
+        <w:br/>
+        <w:t>is down, home sales are up and public school enrollment, once</w:t>
+        <w:br/>
+        <w:t>mostly black, is becoming more racially and ethnically diverse,</w:t>
+        <w:br/>
+        <w:t>according to the report by Brookings' Center on Urban and Metropolitan</w:t>
+        <w:br/>
+        <w:t>Research.</w:t>
+        <w:br/>
+        <w:t>"Less population may have been beneficial to the city," says</w:t>
+        <w:br/>
+        <w:t>Phil Dearborn of The Greater Washington Research Center, who worked</w:t>
+        <w:br/>
+        <w:t>on the report.</w:t>
+        <w:br/>
+        <w:t>The new 'urban'</w:t>
+        <w:br/>
+        <w:t>As the backlash against suburban sprawl and traffic congestion</w:t>
+        <w:br/>
+        <w:t>escalates, old cities have an unparalleled cachet to cash in on.</w:t>
+        <w:br/>
+        <w:t>"Urban" is no longer synonymous with crime, which is at an all-time</w:t>
+        <w:br/>
+        <w:t>low in some cities, or decay. It now evokes more pleasant images:</w:t>
+        <w:br/>
+        <w:t>night life, museums, fashionable restaurants, boutiques, diversity</w:t>
+        <w:br/>
+        <w:t>and distinctive neighborhoods:</w:t>
+        <w:br/>
+        <w:t>"Less can be more, if the 'less' are affluent singles and couples</w:t>
+        <w:br/>
+        <w:t>that replace families. They pay taxes and have no dependents,"</w:t>
+        <w:br/>
+        <w:t>says Robert Lang, director of urban and metropolitan research</w:t>
+        <w:br/>
+        <w:t>at the Fannie Mae Foundation, a national community development</w:t>
+        <w:br/>
+        <w:t>organization.</w:t>
+        <w:br/>
+        <w:t>Providence, once a gritty center of jewelry and textile manufacturing,</w:t>
+        <w:br/>
+        <w:t>has lost more than 100,000 people since its population peak of</w:t>
+        <w:br/>
+        <w:t>253,504 in 1940. And despite its resurgence, it lost more than</w:t>
+        <w:br/>
+        <w:t>10,000 from 1990 to 1998, according to Census Bureau estimates.</w:t>
+        <w:br/>
+        <w:t>But something positive happened during that time: Households with</w:t>
+        <w:br/>
+        <w:t>annual incomes of more than $ 50,000 climbed 39%, and households</w:t>
+        <w:br/>
+        <w:t>making less tumbled almost 16%, according to Claritas, a market</w:t>
+        <w:br/>
+        <w:t>research firm. The city's property tax revenue jumped from $ 135</w:t>
+        <w:br/>
+        <w:t>million in 1989 to $ 179 million in 1998.</w:t>
+        <w:br/>
+        <w:t>One family's story</w:t>
+        <w:br/>
+        <w:t>People such as Luke and Jane Driver contribute to the odd combination</w:t>
+        <w:br/>
+        <w:t>of urban downsizing and urban renaissance. They bought a home</w:t>
+        <w:br/>
+        <w:t>in 1990 in the Elmwood district of Providence, where many of the</w:t>
+        <w:br/>
+        <w:t>grand Victorian mansions had become dilapidated subsidized housing.</w:t>
+        <w:br/>
+        <w:t>The Drivers' 2,600-square-foot house had been cut up into four</w:t>
+        <w:br/>
+        <w:t>apartments that were rented to Hispanic families of modest incomes.</w:t>
+        <w:br/>
+        <w:t>Luke 37, and Jane, 35, took over two of the apartments but kept</w:t>
+        <w:br/>
+        <w:t>renting the others to help pay the mortgage. By 1996, they could</w:t>
+        <w:br/>
+        <w:t>afford it on their own. They turned the house on Melrose Street</w:t>
+        <w:br/>
+        <w:t>into a beautiful single-family home again. They live there with</w:t>
+        <w:br/>
+        <w:t>their two children, Rachel, 7, and Zachary, 4.</w:t>
+        <w:br/>
+        <w:t>The Drivers are typical of the new face of the city: Four people</w:t>
+        <w:br/>
+        <w:t>where more than a dozen lived a decade ago.</w:t>
+        <w:br/>
+        <w:t>Old industrial cities will never be as populous as they once were</w:t>
+        <w:br/>
+        <w:t>because of people like the Drivers. New urban households are smaller</w:t>
+        <w:br/>
+        <w:t>than those that fled to the suburbs, and the losses might be impossible</w:t>
+        <w:br/>
+        <w:t>to reverse. A large influx of immigrants might be the only way</w:t>
+        <w:br/>
+        <w:t>many older cities can grow, urban experts say, because American</w:t>
+        <w:br/>
+        <w:t>families as a whole are shrinking. People are marrying later,</w:t>
+        <w:br/>
+        <w:t>having children later, having fewer children and divorcing more,</w:t>
+        <w:br/>
+        <w:t>demographer William Frey says. Even families who never leave the</w:t>
+        <w:br/>
+        <w:t>city are getting smaller because children move away and spouses</w:t>
+        <w:br/>
+        <w:t>die.</w:t>
+        <w:br/>
+        <w:t>"Cities have to think of ways to redevelop downtowns with fewer</w:t>
+        <w:br/>
+        <w:t>people," says Frey, a demographer with the Milken Institute,</w:t>
+        <w:br/>
+        <w:t>a think tank in Santa Monica, Calif. "A mayor doesn't want to</w:t>
+        <w:br/>
+        <w:t>go on the record saying that it's OK that we're losing people,</w:t>
+        <w:br/>
+        <w:t>but it may be a fact that they're better off."</w:t>
+        <w:br/>
+        <w:t>Vincent "Buddy" Cianci Jr., Providence's showy mayor, understood</w:t>
+        <w:br/>
+        <w:t>this population upheaval early on.</w:t>
+        <w:br/>
+        <w:t>He helped transform this city into an arts capital, entertainment</w:t>
+        <w:br/>
+        <w:t>center, tourist destination and a trendy place to live. All the</w:t>
+        <w:br/>
+        <w:t>assets were already in place: Brown University, the Rhode Island</w:t>
+        <w:br/>
+        <w:t>School of Design, Johnson and Wales University's famous culinary</w:t>
+        <w:br/>
+        <w:t>institute, the riverfront and historic buildings. It's less than</w:t>
+        <w:br/>
+        <w:t>an hour's drive to Boston (20 minutes by train when Amtrak's new</w:t>
+        <w:br/>
+        <w:t>high-speed rail starts in the fall) and close enough to New England's</w:t>
+        <w:br/>
+        <w:t>vacation resorts that some retirees are buying summer homes in</w:t>
+        <w:br/>
+        <w:t>the city.</w:t>
+        <w:br/>
+        <w:t>The 'human scale'</w:t>
+        <w:br/>
+        <w:t>No one lived downtown a dozen years ago. Today, there is a waiting</w:t>
+        <w:br/>
+        <w:t>list for lofts in old department stores and office buildings.</w:t>
+        <w:br/>
+        <w:t>The city gives tax breaks to artists who live and work downtown</w:t>
+        <w:br/>
+        <w:t>and finances restaurants -- ventures that banks consider risky</w:t>
+        <w:br/>
+        <w:t>-- to keep the talent from the city's culinary school. The TV</w:t>
+        <w:br/>
+        <w:t>show Providence has given the affluent East Side so much</w:t>
+        <w:br/>
+        <w:t>exposure that housing prices are soaring.</w:t>
+        <w:br/>
+        <w:t>"People are not scared to come in to the city anymore," Cianci</w:t>
+        <w:br/>
+        <w:t>says. "The key was to reduce density in the neighborhoods and</w:t>
+        <w:br/>
+        <w:t>increase it downtown."</w:t>
+        <w:br/>
+        <w:t>Cliff and Karina Wood don't want Providence to get much more crowded.</w:t>
+        <w:br/>
+        <w:t>"Everything is more on a human scale. It's a little more magical,"</w:t>
+        <w:br/>
+        <w:t>says Cliff, a jazz musician when he's not marketing loft apartments</w:t>
+        <w:br/>
+        <w:t>for developer Cornish Associates. His wife is a meetings organizer.</w:t>
+        <w:br/>
+        <w:t>She works from an office on the third floor of their house, where</w:t>
+        <w:br/>
+        <w:t>an apartment once was.</w:t>
+        <w:br/>
+        <w:t>The Woods moved here from Washington, D.C., partly because Providence</w:t>
+        <w:br/>
+        <w:t>was cited as one of the 10 best places to live in Swing,</w:t>
+        <w:br/>
+        <w:t>a magazine for 20-somethings. The Woods, 30 now, plan to redo</w:t>
+        <w:br/>
+        <w:t>the kitchen and eventually take over the second floor of the house</w:t>
+        <w:br/>
+        <w:t>they're now renting out. They're expecting their first child in</w:t>
+        <w:br/>
+        <w:t>the fall.</w:t>
+        <w:br/>
+        <w:t>Most of the large Portuguese immigrant families that crowded the</w:t>
+        <w:br/>
+        <w:t>neighborhood are gone. Listen to Cliff list the new demographics:</w:t>
+        <w:br/>
+        <w:t>"There, a couple in their 40s next door. Across the street, a</w:t>
+        <w:br/>
+        <w:t>man in his 30s, an actress in her 60s in the back, a single man</w:t>
+        <w:br/>
+        <w:t>in his 50s there, a couple in their late 20s here."</w:t>
+        <w:br/>
+        <w:t>There are people like Umberto Crenca, artistic director and founder</w:t>
+        <w:br/>
+        <w:t>of AS220, an art cooperative, who fear that the changes could</w:t>
+        <w:br/>
+        <w:t>drain the city of its character. It's already happened in Fox</w:t>
+        <w:br/>
+        <w:t>Point, he says, where new residents are calling this old immigrant</w:t>
+        <w:br/>
+        <w:t>neighborhood the "Lower East Side" (as in Manhattan's).</w:t>
+        <w:br/>
+        <w:t>"Post-industrial funk, art and diversity is what makes Providence</w:t>
+        <w:br/>
+        <w:t>interesting," he says. He worries that a new downtown mall anchored</w:t>
+        <w:br/>
+        <w:t>by Nordstrom, Filene's and a theater megaplex will inject too</w:t>
+        <w:br/>
+        <w:t>much of suburbia's generic qualities.</w:t>
+        <w:br/>
+        <w:t>"Think of all the (foreign) immigration going on here," says</w:t>
+        <w:br/>
+        <w:t>Crenca, 48. "Do you get this flavor downtown?"</w:t>
+        <w:br/>
+        <w:t>The challenge for cities like Providence may be to keep young</w:t>
+        <w:br/>
+        <w:t>people from moving after they have children.</w:t>
+        <w:br/>
+        <w:t>The Woods' child is not born yet, but his parents already have</w:t>
+        <w:br/>
+        <w:t>checked out the elementary school four blocks away. They're happy</w:t>
+        <w:br/>
+        <w:t>with it. The Drivers' daughter attends public school, and they're</w:t>
+        <w:br/>
+        <w:t>thrilled she is in a racially and ethnically mixed classroom.</w:t>
+        <w:br/>
+        <w:t>As Luke hops on his bike to get to City Hall, where he is a policy</w:t>
+        <w:br/>
+        <w:t>adviser, he says: "We have no reason to want to move."</w:t>
         <w:br/>
         <w:br/>
-        <w:t>Notes</w:t>
+        <w:t>Graphic</w:t>
         <w:br/>
         <w:br/>
-        <w:t>NEW ON VIDEO</w:t>
+        <w:t xml:space="preserve"> </w:t>
+        <w:br/>
+        <w:t>PHOTO, color, Stephen Rose for USA TODAY; PHOTO, b/w, Stephen Rose for USA TODAY; Resurgence in Providence, R.I.: '90s urban hipness has changed the face of the once-gritty manufacturing center. Leading the urban renaissance: Luke and Jane Driver, with Zachary, 4, turned a Victorian mansion that had been carved into four apartments back into a beautiful single-family home.</w:t>
       </w:r>
     </w:p>
     <w:sectPr>

--- a/example_articles/states/Rhode Island/5.states_Rhode Island_Other_publisher.docx
+++ b/example_articles/states/Rhode Island/5.states_Rhode Island_Other_publisher.docx
@@ -7,7 +7,7 @@
         <w:pStyle w:val="Heading1"/>
       </w:pPr>
       <w:r>
-        <w:t>Smaller is better in new urban revival</w:t>
+        <w:t>Dave on Demand | It's no wonder viewership is down the drain</w:t>
       </w:r>
     </w:p>
     <w:p>
@@ -17,17 +17,17 @@
     </w:p>
     <w:p>
       <w:r>
-        <w:t>Date: 1999-08-16</w:t>
+        <w:t>Date: 2006-07-15</w:t>
       </w:r>
     </w:p>
     <w:p>
       <w:r>
-        <w:t>Section: NEWS;; COVER STORY</w:t>
+        <w:t>Section: FEATURES MAGAZINE; Pg. E01</w:t>
       </w:r>
     </w:p>
     <w:p>
       <w:r>
-        <w:t>Source file: Other publishers/Files (500) (29).DOCX</w:t>
+        <w:t>Source file: Other publishers/Files (500) (20).DOCX</w:t>
       </w:r>
     </w:p>
     <w:p>
@@ -49,309 +49,37 @@
     </w:p>
     <w:p>
       <w:r>
-        <w:t>PROVIDENCE, R.I. -- In the Fox Point neighborhood where just 15</w:t>
+        <w:t>Is anyone surprised that TV viewership fell to an all-time low last week, with only 20.8 million people on average tuned into the networks during prime time? You've got to be pretty bored to watch piffle like So You Think You Can Dance and America's Got Talent.</w:t>
         <w:br/>
-        <w:t>years ago the Portuguese "fish man" hawked the catch of the</w:t>
+        <w:t>As the summer rolls along, I get the impression that TV isn't even trying to hold our attention. Take Comedy Central's much-trumpeted roll-out ofDave Chappelle: The Lost Episodes. All right, the first outing was pretty thin. So maybe they're trying to stretch one decent episode of material into three episodes. At least it's fresh, right?</w:t>
         <w:br/>
-        <w:t>day to working-class families, '90s urban hipness reigns.</w:t>
+        <w:t>But after showing that half-hour program, Comedy Central followed it with the exact same episode. How weak is that? An immediate rerun.</w:t>
         <w:br/>
-        <w:t>Rollerblades loll in the foyers of spiffed-up 19th-century colonials.</w:t>
+        <w:t>FX does the same with its original series, like Rescue Me and It's Always Sunny in Philadelphia. If this catches on, we're not far from a night of the same episode of According to Jim over and over again. Could hell hold worse torments?</w:t>
         <w:br/>
-        <w:t>Paper and wrought-iron fixtures cast artsy glows where chandeliers</w:t>
+        <w:t>Up he rises. The Dave Chappelle leftover banquet wasn't the only example of deja vu all over again. I happened to catch an installment ofThe Best Damn Sports Show Period, featuring the 50 Best Sports Beatdowns. Not surprisingly, it primarily comprised savage knockouts from these anything-goes ultimate-fighting-man contests.</w:t>
         <w:br/>
-        <w:t>once hung. Bikes crowd landings. SUVs hug the curbs of narrow</w:t>
+        <w:t>Suddenly, after hosts Chris Rose and John "Long Tall" Salley had counted down the final 11, the tape started running backwards. Fighters were rising up from the deck, getting knockedin. And the commentary was all garbled, sounding like the midget from Twin Peaks. The footage ran backwards all the way through the previous commercial block before stopping.</w:t>
         <w:br/>
-        <w:t>streets. Around the corner, the obligatory coffeehouse beckons.</w:t>
+        <w:t>Isn't anyone monitoring the transmission over at Fox Sports? Or did they all decide to take a beer break at the same time?</w:t>
         <w:br/>
-        <w:t>On the other side of town in the Elmwood neighborhood, the walls</w:t>
+        <w:t>In the toilet. Nielsen announced this week that it is going to begin furnishing ratings for commercials. I'm hoping this will spell the end for two animated ad campaigns that have really been annoying me.</w:t>
         <w:br/>
-        <w:t>thrown up to carve Victorian mansions into cheap apartments are</w:t>
+        <w:t>A blight on those spots for Ricoh office equipment, where that dolt Jerry hangs around the water cooler. I guess we're supposed to feel that Ricoh copiers must be pretty darn fail-safe if an idiot like Jerry can operate them, but that sales logic eludes me.</w:t>
         <w:br/>
-        <w:t>crashing down. When they were built at the turn of the century,</w:t>
+        <w:t>Then there are those ads for the Internet service ESPN 360 where Kenny Mayne, accompanied by a dog wearing an eyepatch, appears in a men's room to console a man who is weeping at a sink. Other men start throwing open their stall doors to join.</w:t>
         <w:br/>
-        <w:t>large families lived in them. When they moved out, the homes were</w:t>
+        <w:t>I have to tell you, Bucky, that's a no-sale zone for me. There's a trend toward setting commercials in toilets, but I will never buy one of those products. Unless it's Ty-D-Bol.</w:t>
         <w:br/>
-        <w:t>turned into apartments. Couples, singles and young families who</w:t>
+        <w:t>Random greatness. Because the offerings on the tube have been so thin, I did more than the usual amount of flipping around this week. But I did come across one unexpected treasure: David Hasselhoff, the king of all media, acting up a storm in an obscure movie, Nick Fury: Agent of Shield.</w:t>
         <w:br/>
-        <w:t>bristle at the notion of suburban life are settling in. Elmwood</w:t>
+        <w:t>I had never seen this 1998 TV movie based on one of my favorite Marvel Comics characters, but it was two hours of the Hoff in black leather, chomping on a stogie and wearing an eyepatch. And let me tell you, it looked a lot better on him than on that dog in the bathroom. Who else could deliver lines like "Let's go kick some Hydra butt" with such stirring conviction?</w:t>
         <w:br/>
-        <w:t>homes are suddenly chic.</w:t>
+        <w:t>Tony who?So now HBO has announced that The Sopranos won't be back for its final go-round until at least March, instead of January as originally scheduled. That's the final angel hair.</w:t>
         <w:br/>
-        <w:t>Urban revival? Definitely. Population boom? Not at all. In fact,</w:t>
+        <w:t>Lucky for us, there's a new mob drama on cable: Brotherhood on Showtime (Sundays, 10 p.m; edited reruns air on CBS on Saturdays at 10 p.m.). Set in the working-class Irish neighborhoods of Providence R.I., it's got all the gritty action of The Sopranos without all the obscure symbolism. And Jason Clarke, as an ambitious small-time politico, gives a performance reminiscent of a young Brando.</w:t>
         <w:br/>
-        <w:t>the changing face of Providence and other old cities is more a</w:t>
-        <w:br/>
-        <w:t>population paradox.</w:t>
-        <w:br/>
-        <w:t>Despite the waiting list for loft apartments downtown, despite</w:t>
-        <w:br/>
-        <w:t>the construction cranes that clank and twirl above the skyline,</w:t>
-        <w:br/>
-        <w:t>despite the glorious reviews, Providence's population is still</w:t>
-        <w:br/>
-        <w:t>dropping.</w:t>
-        <w:br/>
-        <w:t>The same puzzling contradictions show up in the population counts</w:t>
-        <w:br/>
-        <w:t>of Cleveland, Boston, Chicago, Washington, D.C., and Louisville.</w:t>
-        <w:br/>
-        <w:t>They're all losing people despite their economic pep and flourishing</w:t>
-        <w:br/>
-        <w:t>downtowns.</w:t>
-        <w:br/>
-        <w:t>But what might be most surprising about this trend: These cities</w:t>
-        <w:br/>
-        <w:t>are doing well because they're attracting smaller but more affluent</w:t>
-        <w:br/>
-        <w:t>households.</w:t>
-        <w:br/>
-        <w:t>Since the great suburban flight began after World War II, a city</w:t>
-        <w:br/>
-        <w:t>that lost people was almost always a city in decline. But for</w:t>
-        <w:br/>
-        <w:t>the first time in cities' history, smaller can be better.</w:t>
-        <w:br/>
-        <w:t>A recent report by the Brookings Institution confirms the trend</w:t>
-        <w:br/>
-        <w:t>in Washington, D.C. The population keeps dropping, but poverty</w:t>
-        <w:br/>
-        <w:t>is down, home sales are up and public school enrollment, once</w:t>
-        <w:br/>
-        <w:t>mostly black, is becoming more racially and ethnically diverse,</w:t>
-        <w:br/>
-        <w:t>according to the report by Brookings' Center on Urban and Metropolitan</w:t>
-        <w:br/>
-        <w:t>Research.</w:t>
-        <w:br/>
-        <w:t>"Less population may have been beneficial to the city," says</w:t>
-        <w:br/>
-        <w:t>Phil Dearborn of The Greater Washington Research Center, who worked</w:t>
-        <w:br/>
-        <w:t>on the report.</w:t>
-        <w:br/>
-        <w:t>The new 'urban'</w:t>
-        <w:br/>
-        <w:t>As the backlash against suburban sprawl and traffic congestion</w:t>
-        <w:br/>
-        <w:t>escalates, old cities have an unparalleled cachet to cash in on.</w:t>
-        <w:br/>
-        <w:t>"Urban" is no longer synonymous with crime, which is at an all-time</w:t>
-        <w:br/>
-        <w:t>low in some cities, or decay. It now evokes more pleasant images:</w:t>
-        <w:br/>
-        <w:t>night life, museums, fashionable restaurants, boutiques, diversity</w:t>
-        <w:br/>
-        <w:t>and distinctive neighborhoods:</w:t>
-        <w:br/>
-        <w:t>"Less can be more, if the 'less' are affluent singles and couples</w:t>
-        <w:br/>
-        <w:t>that replace families. They pay taxes and have no dependents,"</w:t>
-        <w:br/>
-        <w:t>says Robert Lang, director of urban and metropolitan research</w:t>
-        <w:br/>
-        <w:t>at the Fannie Mae Foundation, a national community development</w:t>
-        <w:br/>
-        <w:t>organization.</w:t>
-        <w:br/>
-        <w:t>Providence, once a gritty center of jewelry and textile manufacturing,</w:t>
-        <w:br/>
-        <w:t>has lost more than 100,000 people since its population peak of</w:t>
-        <w:br/>
-        <w:t>253,504 in 1940. And despite its resurgence, it lost more than</w:t>
-        <w:br/>
-        <w:t>10,000 from 1990 to 1998, according to Census Bureau estimates.</w:t>
-        <w:br/>
-        <w:t>But something positive happened during that time: Households with</w:t>
-        <w:br/>
-        <w:t>annual incomes of more than $ 50,000 climbed 39%, and households</w:t>
-        <w:br/>
-        <w:t>making less tumbled almost 16%, according to Claritas, a market</w:t>
-        <w:br/>
-        <w:t>research firm. The city's property tax revenue jumped from $ 135</w:t>
-        <w:br/>
-        <w:t>million in 1989 to $ 179 million in 1998.</w:t>
-        <w:br/>
-        <w:t>One family's story</w:t>
-        <w:br/>
-        <w:t>People such as Luke and Jane Driver contribute to the odd combination</w:t>
-        <w:br/>
-        <w:t>of urban downsizing and urban renaissance. They bought a home</w:t>
-        <w:br/>
-        <w:t>in 1990 in the Elmwood district of Providence, where many of the</w:t>
-        <w:br/>
-        <w:t>grand Victorian mansions had become dilapidated subsidized housing.</w:t>
-        <w:br/>
-        <w:t>The Drivers' 2,600-square-foot house had been cut up into four</w:t>
-        <w:br/>
-        <w:t>apartments that were rented to Hispanic families of modest incomes.</w:t>
-        <w:br/>
-        <w:t>Luke 37, and Jane, 35, took over two of the apartments but kept</w:t>
-        <w:br/>
-        <w:t>renting the others to help pay the mortgage. By 1996, they could</w:t>
-        <w:br/>
-        <w:t>afford it on their own. They turned the house on Melrose Street</w:t>
-        <w:br/>
-        <w:t>into a beautiful single-family home again. They live there with</w:t>
-        <w:br/>
-        <w:t>their two children, Rachel, 7, and Zachary, 4.</w:t>
-        <w:br/>
-        <w:t>The Drivers are typical of the new face of the city: Four people</w:t>
-        <w:br/>
-        <w:t>where more than a dozen lived a decade ago.</w:t>
-        <w:br/>
-        <w:t>Old industrial cities will never be as populous as they once were</w:t>
-        <w:br/>
-        <w:t>because of people like the Drivers. New urban households are smaller</w:t>
-        <w:br/>
-        <w:t>than those that fled to the suburbs, and the losses might be impossible</w:t>
-        <w:br/>
-        <w:t>to reverse. A large influx of immigrants might be the only way</w:t>
-        <w:br/>
-        <w:t>many older cities can grow, urban experts say, because American</w:t>
-        <w:br/>
-        <w:t>families as a whole are shrinking. People are marrying later,</w:t>
-        <w:br/>
-        <w:t>having children later, having fewer children and divorcing more,</w:t>
-        <w:br/>
-        <w:t>demographer William Frey says. Even families who never leave the</w:t>
-        <w:br/>
-        <w:t>city are getting smaller because children move away and spouses</w:t>
-        <w:br/>
-        <w:t>die.</w:t>
-        <w:br/>
-        <w:t>"Cities have to think of ways to redevelop downtowns with fewer</w:t>
-        <w:br/>
-        <w:t>people," says Frey, a demographer with the Milken Institute,</w:t>
-        <w:br/>
-        <w:t>a think tank in Santa Monica, Calif. "A mayor doesn't want to</w:t>
-        <w:br/>
-        <w:t>go on the record saying that it's OK that we're losing people,</w:t>
-        <w:br/>
-        <w:t>but it may be a fact that they're better off."</w:t>
-        <w:br/>
-        <w:t>Vincent "Buddy" Cianci Jr., Providence's showy mayor, understood</w:t>
-        <w:br/>
-        <w:t>this population upheaval early on.</w:t>
-        <w:br/>
-        <w:t>He helped transform this city into an arts capital, entertainment</w:t>
-        <w:br/>
-        <w:t>center, tourist destination and a trendy place to live. All the</w:t>
-        <w:br/>
-        <w:t>assets were already in place: Brown University, the Rhode Island</w:t>
-        <w:br/>
-        <w:t>School of Design, Johnson and Wales University's famous culinary</w:t>
-        <w:br/>
-        <w:t>institute, the riverfront and historic buildings. It's less than</w:t>
-        <w:br/>
-        <w:t>an hour's drive to Boston (20 minutes by train when Amtrak's new</w:t>
-        <w:br/>
-        <w:t>high-speed rail starts in the fall) and close enough to New England's</w:t>
-        <w:br/>
-        <w:t>vacation resorts that some retirees are buying summer homes in</w:t>
-        <w:br/>
-        <w:t>the city.</w:t>
-        <w:br/>
-        <w:t>The 'human scale'</w:t>
-        <w:br/>
-        <w:t>No one lived downtown a dozen years ago. Today, there is a waiting</w:t>
-        <w:br/>
-        <w:t>list for lofts in old department stores and office buildings.</w:t>
-        <w:br/>
-        <w:t>The city gives tax breaks to artists who live and work downtown</w:t>
-        <w:br/>
-        <w:t>and finances restaurants -- ventures that banks consider risky</w:t>
-        <w:br/>
-        <w:t>-- to keep the talent from the city's culinary school. The TV</w:t>
-        <w:br/>
-        <w:t>show Providence has given the affluent East Side so much</w:t>
-        <w:br/>
-        <w:t>exposure that housing prices are soaring.</w:t>
-        <w:br/>
-        <w:t>"People are not scared to come in to the city anymore," Cianci</w:t>
-        <w:br/>
-        <w:t>says. "The key was to reduce density in the neighborhoods and</w:t>
-        <w:br/>
-        <w:t>increase it downtown."</w:t>
-        <w:br/>
-        <w:t>Cliff and Karina Wood don't want Providence to get much more crowded.</w:t>
-        <w:br/>
-        <w:t>"Everything is more on a human scale. It's a little more magical,"</w:t>
-        <w:br/>
-        <w:t>says Cliff, a jazz musician when he's not marketing loft apartments</w:t>
-        <w:br/>
-        <w:t>for developer Cornish Associates. His wife is a meetings organizer.</w:t>
-        <w:br/>
-        <w:t>She works from an office on the third floor of their house, where</w:t>
-        <w:br/>
-        <w:t>an apartment once was.</w:t>
-        <w:br/>
-        <w:t>The Woods moved here from Washington, D.C., partly because Providence</w:t>
-        <w:br/>
-        <w:t>was cited as one of the 10 best places to live in Swing,</w:t>
-        <w:br/>
-        <w:t>a magazine for 20-somethings. The Woods, 30 now, plan to redo</w:t>
-        <w:br/>
-        <w:t>the kitchen and eventually take over the second floor of the house</w:t>
-        <w:br/>
-        <w:t>they're now renting out. They're expecting their first child in</w:t>
-        <w:br/>
-        <w:t>the fall.</w:t>
-        <w:br/>
-        <w:t>Most of the large Portuguese immigrant families that crowded the</w:t>
-        <w:br/>
-        <w:t>neighborhood are gone. Listen to Cliff list the new demographics:</w:t>
-        <w:br/>
-        <w:t>"There, a couple in their 40s next door. Across the street, a</w:t>
-        <w:br/>
-        <w:t>man in his 30s, an actress in her 60s in the back, a single man</w:t>
-        <w:br/>
-        <w:t>in his 50s there, a couple in their late 20s here."</w:t>
-        <w:br/>
-        <w:t>There are people like Umberto Crenca, artistic director and founder</w:t>
-        <w:br/>
-        <w:t>of AS220, an art cooperative, who fear that the changes could</w:t>
-        <w:br/>
-        <w:t>drain the city of its character. It's already happened in Fox</w:t>
-        <w:br/>
-        <w:t>Point, he says, where new residents are calling this old immigrant</w:t>
-        <w:br/>
-        <w:t>neighborhood the "Lower East Side" (as in Manhattan's).</w:t>
-        <w:br/>
-        <w:t>"Post-industrial funk, art and diversity is what makes Providence</w:t>
-        <w:br/>
-        <w:t>interesting," he says. He worries that a new downtown mall anchored</w:t>
-        <w:br/>
-        <w:t>by Nordstrom, Filene's and a theater megaplex will inject too</w:t>
-        <w:br/>
-        <w:t>much of suburbia's generic qualities.</w:t>
-        <w:br/>
-        <w:t>"Think of all the (foreign) immigration going on here," says</w:t>
-        <w:br/>
-        <w:t>Crenca, 48. "Do you get this flavor downtown?"</w:t>
-        <w:br/>
-        <w:t>The challenge for cities like Providence may be to keep young</w:t>
-        <w:br/>
-        <w:t>people from moving after they have children.</w:t>
-        <w:br/>
-        <w:t>The Woods' child is not born yet, but his parents already have</w:t>
-        <w:br/>
-        <w:t>checked out the elementary school four blocks away. They're happy</w:t>
-        <w:br/>
-        <w:t>with it. The Drivers' daughter attends public school, and they're</w:t>
-        <w:br/>
-        <w:t>thrilled she is in a racially and ethnically mixed classroom.</w:t>
-        <w:br/>
-        <w:t>As Luke hops on his bike to get to City Hall, where he is a policy</w:t>
-        <w:br/>
-        <w:t>adviser, he says: "We have no reason to want to move."</w:t>
-        <w:br/>
-        <w:br/>
-        <w:t>Graphic</w:t>
-        <w:br/>
-        <w:br/>
-        <w:t xml:space="preserve"> </w:t>
-        <w:br/>
-        <w:t>PHOTO, color, Stephen Rose for USA TODAY; PHOTO, b/w, Stephen Rose for USA TODAY; Resurgence in Providence, R.I.: '90s urban hipness has changed the face of the once-gritty manufacturing center. Leading the urban renaissance: Luke and Jane Driver, with Zachary, 4, turned a Victorian mansion that had been carved into four apartments back into a beautiful single-family home.</w:t>
+        <w:t>Contact TV columnist David Hiltbrand at 215-854-4552 or dhiltbrand@phillynews.com. Read his recent work at http://go.philly.com/hiltbrand.</w:t>
       </w:r>
     </w:p>
     <w:sectPr>
